--- a/courseware/LG-Certified-Kubernetes-Application-Developer-CKAD.docx
+++ b/courseware/LG-Certified-Kubernetes-Application-Developer-CKAD.docx
@@ -179,7 +179,7 @@
           <w:color w:val="1F6FEB"/>
           <w:sz w:val="24"/>
         </w:rPr>
-        <w:t>Version 1.0</w:t>
+        <w:t>Version 5.0</w:t>
       </w:r>
     </w:p>
     <w:p>
@@ -337,6 +337,48 @@
                 <w:sz w:val="19"/>
               </w:rPr>
               <w:t>Tertiary Infotech Academy Pte Ltd</w:t>
+            </w:r>
+          </w:p>
+        </w:tc>
+      </w:tr>
+      <w:tr>
+        <w:tc>
+          <w:tcPr>
+            <w:tcW w:type="dxa" w:w="2160"/>
+          </w:tcPr>
+          <w:p>
+            <w:r>
+              <w:t>5.0</w:t>
+            </w:r>
+          </w:p>
+        </w:tc>
+        <w:tc>
+          <w:tcPr>
+            <w:tcW w:type="dxa" w:w="2160"/>
+          </w:tcPr>
+          <w:p>
+            <w:r>
+              <w:t>28 Jul 2026</w:t>
+            </w:r>
+          </w:p>
+        </w:tc>
+        <w:tc>
+          <w:tcPr>
+            <w:tcW w:type="dxa" w:w="2160"/>
+          </w:tcPr>
+          <w:p>
+            <w:r>
+              <w:t>Realigned to CKAD slide deck v5.0 (555 slides); learning outcomes aligned to the registered competency standard.</w:t>
+            </w:r>
+          </w:p>
+        </w:tc>
+        <w:tc>
+          <w:tcPr>
+            <w:tcW w:type="dxa" w:w="2160"/>
+          </w:tcPr>
+          <w:p>
+            <w:r>
+              <w:t>Tertiary Infotech Academy</w:t>
             </w:r>
           </w:p>
         </w:tc>
